--- a/backend/outputs/50694144/50694144_EVENTO_FVC.docx
+++ b/backend/outputs/50694144/50694144_EVENTO_FVC.docx
@@ -2350,7 +2350,7 @@
                 <w:b/>
                 <w:bCs/>
               </w:rPr>
-              <w:t xml:space="preserve">Santiago</w:t>
+              <w:t xml:space="preserve">Santiago Fuentes Lerma</w:t>
             </w:r>
           </w:p>
         </w:tc>
